--- a/ЛР1_Басимова_А.М_241-335.docx
+++ b/ЛР1_Басимова_А.М_241-335.docx
@@ -773,7 +773,7 @@
       <w:r>
         <w:drawing>
           <wp:inline xmlns:a="http://schemas.openxmlformats.org/drawingml/2006/main" xmlns:pic="http://schemas.openxmlformats.org/drawingml/2006/picture">
-            <wp:extent cx="4680000" cy="3029684"/>
+            <wp:extent cx="4680000" cy="3694737"/>
             <wp:docPr id="1" name="Picture 1"/>
             <wp:cNvGraphicFramePr>
               <a:graphicFrameLocks noChangeAspect="1"/>
@@ -794,7 +794,7 @@
                   <pic:spPr>
                     <a:xfrm>
                       <a:off x="0" y="0"/>
-                      <a:ext cx="4680000" cy="3029684"/>
+                      <a:ext cx="4680000" cy="3694737"/>
                     </a:xfrm>
                     <a:prstGeom prst="rect"/>
                   </pic:spPr>

--- a/ЛР1_Басимова_А.М_241-335.docx
+++ b/ЛР1_Басимова_А.М_241-335.docx
@@ -5483,7 +5483,6 @@
           <w:i w:val="0"/>
           <w:sz w:val="20"/>
         </w:rPr>
-        <w:t>console.log("Объекты со свойством value:");</w:t>
       </w:r>
     </w:p>
     <w:p>
@@ -5499,7 +5498,133 @@
           <w:i w:val="0"/>
           <w:sz w:val="20"/>
         </w:rPr>
-        <w:t>console.log(filterByProperty(objects, 'value'));</w:t>
+        <w:t>const withValue = filterByProperty(objects, 'value');</w:t>
+      </w:r>
+    </w:p>
+    <w:p>
+      <w:pPr>
+        <w:spacing w:line="240" w:lineRule="auto" w:before="0" w:after="0"/>
+        <w:ind w:firstLine="0" w:left="0"/>
+        <w:jc w:val="left"/>
+      </w:pPr>
+      <w:r>
+        <w:rPr>
+          <w:rFonts w:ascii="Courier New" w:hAnsi="Courier New" w:eastAsia="Courier New" w:cs="Courier New"/>
+          <w:b w:val="0"/>
+          <w:i w:val="0"/>
+          <w:sz w:val="20"/>
+        </w:rPr>
+      </w:r>
+    </w:p>
+    <w:p>
+      <w:pPr>
+        <w:spacing w:line="240" w:lineRule="auto" w:before="0" w:after="0"/>
+        <w:ind w:firstLine="0" w:left="0"/>
+        <w:jc w:val="left"/>
+      </w:pPr>
+      <w:r>
+        <w:rPr>
+          <w:rFonts w:ascii="Courier New" w:hAnsi="Courier New" w:eastAsia="Courier New" w:cs="Courier New"/>
+          <w:b w:val="0"/>
+          <w:i w:val="0"/>
+          <w:sz w:val="20"/>
+        </w:rPr>
+        <w:t>console.log('Объекты со свойством value:');</w:t>
+      </w:r>
+    </w:p>
+    <w:p>
+      <w:pPr>
+        <w:spacing w:line="240" w:lineRule="auto" w:before="0" w:after="0"/>
+        <w:ind w:firstLine="0" w:left="0"/>
+        <w:jc w:val="left"/>
+      </w:pPr>
+      <w:r>
+        <w:rPr>
+          <w:rFonts w:ascii="Courier New" w:hAnsi="Courier New" w:eastAsia="Courier New" w:cs="Courier New"/>
+          <w:b w:val="0"/>
+          <w:i w:val="0"/>
+          <w:sz w:val="20"/>
+        </w:rPr>
+        <w:t>console.log(withValue);</w:t>
+      </w:r>
+    </w:p>
+    <w:p>
+      <w:pPr>
+        <w:spacing w:line="240" w:lineRule="auto" w:before="0" w:after="0"/>
+        <w:ind w:firstLine="0" w:left="0"/>
+        <w:jc w:val="left"/>
+      </w:pPr>
+      <w:r>
+        <w:rPr>
+          <w:rFonts w:ascii="Courier New" w:hAnsi="Courier New" w:eastAsia="Courier New" w:cs="Courier New"/>
+          <w:b w:val="0"/>
+          <w:i w:val="0"/>
+          <w:sz w:val="20"/>
+        </w:rPr>
+      </w:r>
+    </w:p>
+    <w:p>
+      <w:pPr>
+        <w:spacing w:line="240" w:lineRule="auto" w:before="0" w:after="0"/>
+        <w:ind w:firstLine="0" w:left="0"/>
+        <w:jc w:val="left"/>
+      </w:pPr>
+      <w:r>
+        <w:rPr>
+          <w:rFonts w:ascii="Courier New" w:hAnsi="Courier New" w:eastAsia="Courier New" w:cs="Courier New"/>
+          <w:b w:val="0"/>
+          <w:i w:val="0"/>
+          <w:sz w:val="20"/>
+        </w:rPr>
+        <w:t>if (withValue.length === 0) {</w:t>
+      </w:r>
+    </w:p>
+    <w:p>
+      <w:pPr>
+        <w:spacing w:line="240" w:lineRule="auto" w:before="0" w:after="0"/>
+        <w:ind w:firstLine="0" w:left="0"/>
+        <w:jc w:val="left"/>
+      </w:pPr>
+      <w:r>
+        <w:rPr>
+          <w:rFonts w:ascii="Courier New" w:hAnsi="Courier New" w:eastAsia="Courier New" w:cs="Courier New"/>
+          <w:b w:val="0"/>
+          <w:i w:val="0"/>
+          <w:sz w:val="20"/>
+        </w:rPr>
+        <w:t xml:space="preserve">  console.log('Ни у одного объекта нет свойства value.');</w:t>
+      </w:r>
+    </w:p>
+    <w:p>
+      <w:pPr>
+        <w:spacing w:line="240" w:lineRule="auto" w:before="0" w:after="0"/>
+        <w:ind w:firstLine="0" w:left="0"/>
+        <w:jc w:val="left"/>
+      </w:pPr>
+      <w:r>
+        <w:rPr>
+          <w:rFonts w:ascii="Courier New" w:hAnsi="Courier New" w:eastAsia="Courier New" w:cs="Courier New"/>
+          <w:b w:val="0"/>
+          <w:i w:val="0"/>
+          <w:sz w:val="20"/>
+        </w:rPr>
+        <w:t xml:space="preserve">  console.log('Проверьте формат: имя:значение (двоеточие без пробелов).');</w:t>
+      </w:r>
+    </w:p>
+    <w:p>
+      <w:pPr>
+        <w:spacing w:line="240" w:lineRule="auto" w:before="0" w:after="0"/>
+        <w:ind w:firstLine="0" w:left="0"/>
+        <w:jc w:val="left"/>
+      </w:pPr>
+      <w:r>
+        <w:rPr>
+          <w:rFonts w:ascii="Courier New" w:hAnsi="Courier New" w:eastAsia="Courier New" w:cs="Courier New"/>
+          <w:b w:val="0"/>
+          <w:i w:val="0"/>
+          <w:sz w:val="20"/>
+        </w:rPr>
+        <w:t>}</w:t>
       </w:r>
     </w:p>
     <w:p>
